--- a/00-首页/题组Word/习题书/学生版/2-立体化学.docx
+++ b/00-首页/题组Word/习题书/学生版/2-立体化学.docx
@@ -2,7 +2,7 @@
 <file path=word/document.xml><?xml version="1.0" encoding="utf-8"?>
 <w:document xmlns:w="http://schemas.openxmlformats.org/wordprocessingml/2006/main" xmlns:m="http://schemas.openxmlformats.org/officeDocument/2006/math" xmlns:r="http://schemas.openxmlformats.org/officeDocument/2006/relationships" xmlns:o="urn:schemas-microsoft-com:office:office" xmlns:v="urn:schemas-microsoft-com:vml" xmlns:w10="urn:schemas-microsoft-com:office:word" xmlns:a="http://schemas.openxmlformats.org/drawingml/2006/main" xmlns:pic="http://schemas.openxmlformats.org/drawingml/2006/picture" xmlns:wp="http://schemas.openxmlformats.org/drawingml/2006/wordprocessingDrawing">
   <w:body>
-    <w:bookmarkStart w:id="302" w:name="第-2-章-立体化学"/>
+    <w:bookmarkStart w:id="298" w:name="第-2-章-立体化学"/>
     <w:p>
       <w:pPr>
         <w:spacing w:after="1800" w:before="1200" w:line="276" w:lineRule="auto"/>
@@ -15342,7 +15342,7 @@
     </w:p>
     <w:bookmarkEnd w:id="265"/>
     <w:bookmarkEnd w:id="266"/>
-    <w:bookmarkStart w:id="290" w:name="埃索美拉唑构型-d4第38届初赛"/>
+    <w:bookmarkStart w:id="286" w:name="埃索美拉唑构型-d4第38届初赛"/>
     <w:p>
       <w:pPr>
         <w:pStyle w:val="Heading2"/>
@@ -15504,7 +15504,7 @@
       </w:r>
     </w:p>
     <w:bookmarkEnd w:id="270"/>
-    <w:bookmarkStart w:id="274" w:name="section-16"/>
+    <w:bookmarkStart w:id="271" w:name="section-16"/>
     <w:p>
       <w:pPr>
         <w:pStyle w:val="Heading3"/>
@@ -15519,27 +15519,322 @@
     </w:p>
     <w:p>
       <w:pPr>
-        <w:pStyle w:val="BlockText"/>
-      </w:pPr>
-      <w:r>
-        <w:rPr>
-          <w:rFonts w:hint="eastAsia" w:ascii="Times New Roman" w:hAnsi="Times New Roman" w:eastAsia="FangSong" w:cs="Times New Roman"/>
-          <w:b/>
-          <w:bCs/>
-        </w:rPr>
-        <w:t xml:space="preserve">承接前题</w:t>
-      </w:r>
-      <w:r>
-        <w:rPr>
-          <w:rFonts w:hint="eastAsia" w:ascii="Times New Roman" w:hAnsi="Times New Roman" w:eastAsia="Times New Roman" w:cs="Times New Roman"/>
-        </w:rPr>
-        <w:t>：</w:t>
-      </w:r>
-      <w:r>
-        <w:rPr>
-          <w:rFonts w:hint="eastAsia" w:ascii="Times New Roman" w:hAnsi="Times New Roman" w:eastAsia="FangSong" w:cs="Times New Roman"/>
-        </w:rPr>
-        <w:t>本题题干承接</w:t>
+        <w:pStyle w:val="FirstParagraph"/>
+      </w:pPr>
+      <w:r>
+        <w:rPr>
+          <w:rFonts w:hint="eastAsia" w:ascii="Times New Roman" w:hAnsi="Times New Roman" w:eastAsia="FangSong" w:cs="Times New Roman"/>
+        </w:rPr>
+        <w:t>为以上选择提供合理的解释</w:t>
+      </w:r>
+      <w:r>
+        <w:rPr>
+          <w:rFonts w:hint="eastAsia" w:ascii="Times New Roman" w:hAnsi="Times New Roman" w:eastAsia="Times New Roman" w:cs="Times New Roman"/>
+        </w:rPr>
+        <w:t>:</w:t>
+      </w:r>
+      <w:r>
+        <w:rPr>
+          <w:rFonts w:ascii="Times New Roman" w:hAnsi="Times New Roman" w:eastAsia="Times New Roman" w:cs="Times New Roman"/>
+        </w:rPr>
+        <w:t xml:space="preserve"> ( )</w:t>
+      </w:r>
+    </w:p>
+    <w:p>
+      <w:pPr>
+        <w:numPr>
+          <w:ilvl w:val="0"/>
+          <w:numId w:val="1003"/>
+        </w:numPr>
+      </w:pPr>
+      <w:r>
+        <w:rPr>
+          <w:rFonts w:hint="eastAsia" w:ascii="Times New Roman" w:hAnsi="Times New Roman" w:eastAsia="Times New Roman" w:cs="Times New Roman"/>
+        </w:rPr>
+        <w:t>4-</w:t>
+      </w:r>
+      <w:r>
+        <w:rPr>
+          <w:rFonts w:hint="eastAsia" w:ascii="Times New Roman" w:hAnsi="Times New Roman" w:eastAsia="FangSong" w:cs="Times New Roman"/>
+        </w:rPr>
+        <w:t>三氟甲基苯基为吸电子基团</w:t>
+      </w:r>
+      <w:r>
+        <w:rPr>
+          <w:rFonts w:hint="eastAsia" w:ascii="Times New Roman" w:hAnsi="Times New Roman" w:eastAsia="Times New Roman" w:cs="Times New Roman"/>
+        </w:rPr>
+        <w:t>，</w:t>
+      </w:r>
+      <w:r>
+        <w:rPr>
+          <w:rFonts w:hint="eastAsia" w:ascii="Times New Roman" w:hAnsi="Times New Roman" w:eastAsia="FangSong" w:cs="Times New Roman"/>
+        </w:rPr>
+        <w:t>使亚砜不稳定</w:t>
+      </w:r>
+    </w:p>
+    <w:p>
+      <w:pPr>
+        <w:numPr>
+          <w:ilvl w:val="0"/>
+          <w:numId w:val="1003"/>
+        </w:numPr>
+      </w:pPr>
+      <w:r>
+        <w:rPr>
+          <w:rFonts w:hint="eastAsia" w:ascii="Times New Roman" w:hAnsi="Times New Roman" w:eastAsia="Times New Roman" w:cs="Times New Roman"/>
+        </w:rPr>
+        <w:t>4-</w:t>
+      </w:r>
+      <w:r>
+        <w:rPr>
+          <w:rFonts w:hint="eastAsia" w:ascii="Times New Roman" w:hAnsi="Times New Roman" w:eastAsia="FangSong" w:cs="Times New Roman"/>
+        </w:rPr>
+        <w:t>三氟甲基苯基为吸电子基团</w:t>
+      </w:r>
+      <w:r>
+        <w:rPr>
+          <w:rFonts w:hint="eastAsia" w:ascii="Times New Roman" w:hAnsi="Times New Roman" w:eastAsia="Times New Roman" w:cs="Times New Roman"/>
+        </w:rPr>
+        <w:t>，</w:t>
+      </w:r>
+      <w:r>
+        <w:rPr>
+          <w:rFonts w:hint="eastAsia" w:ascii="Times New Roman" w:hAnsi="Times New Roman" w:eastAsia="FangSong" w:cs="Times New Roman"/>
+        </w:rPr>
+        <w:t>使亚砜稳定</w:t>
+      </w:r>
+    </w:p>
+    <w:p>
+      <w:pPr>
+        <w:numPr>
+          <w:ilvl w:val="0"/>
+          <w:numId w:val="1003"/>
+        </w:numPr>
+      </w:pPr>
+      <w:r>
+        <w:rPr>
+          <w:rFonts w:hint="eastAsia" w:ascii="Times New Roman" w:hAnsi="Times New Roman" w:eastAsia="Times New Roman" w:cs="Times New Roman"/>
+        </w:rPr>
+        <w:t>4-</w:t>
+      </w:r>
+      <w:r>
+        <w:rPr>
+          <w:rFonts w:hint="eastAsia" w:ascii="Times New Roman" w:hAnsi="Times New Roman" w:eastAsia="FangSong" w:cs="Times New Roman"/>
+        </w:rPr>
+        <w:t>甲氧基苯基为给电子基团</w:t>
+      </w:r>
+      <w:r>
+        <w:rPr>
+          <w:rFonts w:hint="eastAsia" w:ascii="Times New Roman" w:hAnsi="Times New Roman" w:eastAsia="Times New Roman" w:cs="Times New Roman"/>
+        </w:rPr>
+        <w:t>，</w:t>
+      </w:r>
+      <w:r>
+        <w:rPr>
+          <w:rFonts w:hint="eastAsia" w:ascii="Times New Roman" w:hAnsi="Times New Roman" w:eastAsia="FangSong" w:cs="Times New Roman"/>
+        </w:rPr>
+        <w:t>使亚砜不稳定</w:t>
+      </w:r>
+    </w:p>
+    <w:p>
+      <w:pPr>
+        <w:numPr>
+          <w:ilvl w:val="0"/>
+          <w:numId w:val="1003"/>
+        </w:numPr>
+      </w:pPr>
+      <w:r>
+        <w:rPr>
+          <w:rFonts w:hint="eastAsia" w:ascii="Times New Roman" w:hAnsi="Times New Roman" w:eastAsia="Times New Roman" w:cs="Times New Roman"/>
+        </w:rPr>
+        <w:t>4-</w:t>
+      </w:r>
+      <w:r>
+        <w:rPr>
+          <w:rFonts w:hint="eastAsia" w:ascii="Times New Roman" w:hAnsi="Times New Roman" w:eastAsia="FangSong" w:cs="Times New Roman"/>
+        </w:rPr>
+        <w:t>甲氧基苯基为给电子基团</w:t>
+      </w:r>
+      <w:r>
+        <w:rPr>
+          <w:rFonts w:hint="eastAsia" w:ascii="Times New Roman" w:hAnsi="Times New Roman" w:eastAsia="Times New Roman" w:cs="Times New Roman"/>
+        </w:rPr>
+        <w:t>，</w:t>
+      </w:r>
+      <w:r>
+        <w:rPr>
+          <w:rFonts w:hint="eastAsia" w:ascii="Times New Roman" w:hAnsi="Times New Roman" w:eastAsia="FangSong" w:cs="Times New Roman"/>
+        </w:rPr>
+        <w:t>使亚砜稳定</w:t>
+      </w:r>
+    </w:p>
+    <w:p>
+      <w:pPr>
+        <w:numPr>
+          <w:ilvl w:val="0"/>
+          <w:numId w:val="1003"/>
+        </w:numPr>
+      </w:pPr>
+      <w:r>
+        <w:rPr>
+          <w:rFonts w:hint="eastAsia" w:ascii="Times New Roman" w:hAnsi="Times New Roman" w:eastAsia="FangSong" w:cs="Times New Roman"/>
+        </w:rPr>
+        <w:t xml:space="preserve">给电子基团和吸电子基团都使亚砜不稳定</w:t>
+      </w:r>
+    </w:p>
+    <w:p>
+      <w:pPr>
+        <w:numPr>
+          <w:ilvl w:val="0"/>
+          <w:numId w:val="1003"/>
+        </w:numPr>
+      </w:pPr>
+      <w:r>
+        <w:rPr>
+          <w:rFonts w:hint="eastAsia" w:ascii="Times New Roman" w:hAnsi="Times New Roman" w:eastAsia="FangSong" w:cs="Times New Roman"/>
+        </w:rPr>
+        <w:t xml:space="preserve">给电子基团和吸电子基团都使亚砜稳定</w:t>
+      </w:r>
+    </w:p>
+    <w:p>
+      <w:pPr>
+        <w:numPr>
+          <w:ilvl w:val="0"/>
+          <w:numId w:val="1003"/>
+        </w:numPr>
+      </w:pPr>
+      <w:r>
+        <w:rPr>
+          <w:rFonts w:hint="eastAsia" w:ascii="Times New Roman" w:hAnsi="Times New Roman" w:eastAsia="FangSong" w:cs="Times New Roman"/>
+        </w:rPr>
+        <w:t xml:space="preserve">无法判断</w:t>
+      </w:r>
+    </w:p>
+    <w:bookmarkEnd w:id="271"/>
+    <w:bookmarkStart w:id="272" w:name="section-17"/>
+    <w:p>
+      <w:pPr>
+        <w:pStyle w:val="Heading3"/>
+        <w:spacing w:before="280" w:after="120"/>
+      </w:pPr>
+      <w:r>
+        <w:rPr>
+          <w:rFonts w:hint="eastAsia" w:ascii="Times New Roman" w:hAnsi="Times New Roman" w:eastAsia="Times New Roman" w:cs="Times New Roman"/>
+        </w:rPr>
+        <w:t xml:space="preserve">（3）</w:t>
+      </w:r>
+    </w:p>
+    <w:p>
+      <w:pPr>
+        <w:pStyle w:val="FirstParagraph"/>
+      </w:pPr>
+      <w:r>
+        <w:rPr>
+          <w:rFonts w:hint="eastAsia" w:ascii="Times New Roman" w:hAnsi="Times New Roman" w:eastAsia="FangSong" w:cs="Times New Roman"/>
+        </w:rPr>
+        <w:t>溶剂极性增加</w:t>
+      </w:r>
+      <w:r>
+        <w:rPr>
+          <w:rFonts w:hint="eastAsia" w:ascii="Times New Roman" w:hAnsi="Times New Roman" w:eastAsia="Times New Roman" w:cs="Times New Roman"/>
+        </w:rPr>
+        <w:t>，</w:t>
+      </w:r>
+      <w:r>
+        <w:rPr>
+          <w:rFonts w:hint="eastAsia" w:ascii="Times New Roman" w:hAnsi="Times New Roman" w:eastAsia="FangSong" w:cs="Times New Roman"/>
+        </w:rPr>
+        <w:t>对亚砜外消旋化是有利的还是不利的</w:t>
+      </w:r>
+      <w:r>
+        <w:rPr>
+          <w:rFonts w:hint="eastAsia" w:ascii="Times New Roman" w:hAnsi="Times New Roman" w:eastAsia="Times New Roman" w:cs="Times New Roman"/>
+        </w:rPr>
+        <w:t>？（）</w:t>
+      </w:r>
+    </w:p>
+    <w:p>
+      <w:pPr>
+        <w:pStyle w:val="Compact"/>
+        <w:numPr>
+          <w:ilvl w:val="0"/>
+          <w:numId w:val="1004"/>
+        </w:numPr>
+      </w:pPr>
+      <w:r>
+        <w:rPr>
+          <w:rFonts w:hint="eastAsia" w:ascii="Times New Roman" w:hAnsi="Times New Roman" w:eastAsia="FangSong" w:cs="Times New Roman"/>
+        </w:rPr>
+        <w:t xml:space="preserve">有利</w:t>
+      </w:r>
+      <w:r>
+        <w:rPr>
+          <w:rFonts w:ascii="Times New Roman" w:hAnsi="Times New Roman" w:eastAsia="Times New Roman" w:cs="Times New Roman"/>
+        </w:rPr>
+        <w:t xml:space="preserve"> (b) </w:t>
+      </w:r>
+      <w:r>
+        <w:rPr>
+          <w:rFonts w:hint="eastAsia" w:ascii="Times New Roman" w:hAnsi="Times New Roman" w:eastAsia="FangSong" w:cs="Times New Roman"/>
+        </w:rPr>
+        <w:t xml:space="preserve">不利</w:t>
+      </w:r>
+    </w:p>
+    <w:bookmarkEnd w:id="272"/>
+    <w:bookmarkStart w:id="273" w:name="section-18"/>
+    <w:p>
+      <w:pPr>
+        <w:pStyle w:val="Heading3"/>
+        <w:spacing w:before="280" w:after="120"/>
+      </w:pPr>
+      <w:r>
+        <w:rPr>
+          <w:rFonts w:hint="eastAsia" w:ascii="Times New Roman" w:hAnsi="Times New Roman" w:eastAsia="Times New Roman" w:cs="Times New Roman"/>
+        </w:rPr>
+        <w:t xml:space="preserve">（4）</w:t>
+      </w:r>
+    </w:p>
+    <w:p>
+      <w:pPr>
+        <w:pStyle w:val="FirstParagraph"/>
+      </w:pPr>
+      <w:r>
+        <w:rPr>
+          <w:rFonts w:hint="eastAsia" w:ascii="Times New Roman" w:hAnsi="Times New Roman" w:eastAsia="FangSong" w:cs="Times New Roman"/>
+        </w:rPr>
+        <w:t>为以上选择提供合理的解释</w:t>
+      </w:r>
+      <w:r>
+        <w:rPr>
+          <w:rFonts w:hint="eastAsia" w:ascii="Times New Roman" w:hAnsi="Times New Roman" w:eastAsia="Times New Roman" w:cs="Times New Roman"/>
+        </w:rPr>
+        <w:t>:</w:t>
+      </w:r>
+      <w:r>
+        <w:rPr>
+          <w:rFonts w:ascii="Times New Roman" w:hAnsi="Times New Roman" w:eastAsia="Times New Roman" w:cs="Times New Roman"/>
+        </w:rPr>
+        <w:t xml:space="preserve"> ( )</w:t>
+      </w:r>
+    </w:p>
+    <w:p>
+      <w:pPr>
+        <w:numPr>
+          <w:ilvl w:val="0"/>
+          <w:numId w:val="1005"/>
+        </w:numPr>
+      </w:pPr>
+      <w:r>
+        <w:rPr>
+          <w:rFonts w:hint="eastAsia" w:ascii="Times New Roman" w:hAnsi="Times New Roman" w:eastAsia="FangSong" w:cs="Times New Roman"/>
+        </w:rPr>
+        <w:t>次磺酸酯的极性比亚砜强</w:t>
+      </w:r>
+      <w:r>
+        <w:rPr>
+          <w:rFonts w:hint="eastAsia" w:ascii="Times New Roman" w:hAnsi="Times New Roman" w:eastAsia="Times New Roman" w:cs="Times New Roman"/>
+        </w:rPr>
+        <w:t>,</w:t>
       </w:r>
       <w:r>
         <w:rPr>
@@ -15549,33 +15844,119 @@
       </w:r>
       <w:r>
         <w:rPr>
-          <w:rFonts w:hint="eastAsia" w:ascii="Times New Roman" w:hAnsi="Times New Roman" w:eastAsia="Times New Roman" w:cs="Times New Roman"/>
-        </w:rPr>
-        <w:t>（</w:t>
-      </w:r>
-      <w:r>
-        <w:rPr>
-          <w:rFonts w:hint="eastAsia" w:ascii="Times New Roman" w:hAnsi="Times New Roman" w:eastAsia="FangSong" w:cs="Times New Roman"/>
-        </w:rPr>
-        <w:t>前驱文件待定位</w:t>
-      </w:r>
-      <w:r>
-        <w:rPr>
-          <w:rFonts w:hint="eastAsia" w:ascii="Times New Roman" w:hAnsi="Times New Roman" w:eastAsia="Times New Roman" w:cs="Times New Roman"/>
-        </w:rPr>
-        <w:t>），</w:t>
-      </w:r>
-      <w:r>
-        <w:rPr>
-          <w:rFonts w:hint="eastAsia" w:ascii="Times New Roman" w:hAnsi="Times New Roman" w:eastAsia="FangSong" w:cs="Times New Roman"/>
-        </w:rPr>
-        <w:t>需先阅读其题干与设定</w:t>
-      </w:r>
-      <w:r>
-        <w:rPr>
-          <w:rFonts w:hint="eastAsia" w:ascii="Times New Roman" w:hAnsi="Times New Roman" w:eastAsia="Times New Roman" w:cs="Times New Roman"/>
-        </w:rPr>
-        <w:t>。</w:t>
+          <w:rFonts w:hint="eastAsia" w:ascii="Times New Roman" w:hAnsi="Times New Roman" w:eastAsia="FangSong" w:cs="Times New Roman"/>
+        </w:rPr>
+        <w:t xml:space="preserve">极性溶剂更容易溶剂化亚砜</w:t>
+      </w:r>
+    </w:p>
+    <w:p>
+      <w:pPr>
+        <w:numPr>
+          <w:ilvl w:val="0"/>
+          <w:numId w:val="1005"/>
+        </w:numPr>
+      </w:pPr>
+      <w:r>
+        <w:rPr>
+          <w:rFonts w:hint="eastAsia" w:ascii="Times New Roman" w:hAnsi="Times New Roman" w:eastAsia="FangSong" w:cs="Times New Roman"/>
+        </w:rPr>
+        <w:t>次磺酸酯的极性比亚砜强</w:t>
+      </w:r>
+      <w:r>
+        <w:rPr>
+          <w:rFonts w:hint="eastAsia" w:ascii="Times New Roman" w:hAnsi="Times New Roman" w:eastAsia="Times New Roman" w:cs="Times New Roman"/>
+        </w:rPr>
+        <w:t>,</w:t>
+      </w:r>
+      <w:r>
+        <w:rPr>
+          <w:rFonts w:ascii="Times New Roman" w:hAnsi="Times New Roman" w:eastAsia="Times New Roman" w:cs="Times New Roman"/>
+        </w:rPr>
+        <w:t xml:space="preserve"> </w:t>
+      </w:r>
+      <w:r>
+        <w:rPr>
+          <w:rFonts w:hint="eastAsia" w:ascii="Times New Roman" w:hAnsi="Times New Roman" w:eastAsia="FangSong" w:cs="Times New Roman"/>
+        </w:rPr>
+        <w:t xml:space="preserve">极性溶剂更容易溶剂化次磺酸酯</w:t>
+      </w:r>
+    </w:p>
+    <w:p>
+      <w:pPr>
+        <w:numPr>
+          <w:ilvl w:val="0"/>
+          <w:numId w:val="1005"/>
+        </w:numPr>
+      </w:pPr>
+      <w:r>
+        <w:rPr>
+          <w:rFonts w:hint="eastAsia" w:ascii="Times New Roman" w:hAnsi="Times New Roman" w:eastAsia="FangSong" w:cs="Times New Roman"/>
+        </w:rPr>
+        <w:t>亚砜的极性比次磺酸酯强</w:t>
+      </w:r>
+      <w:r>
+        <w:rPr>
+          <w:rFonts w:hint="eastAsia" w:ascii="Times New Roman" w:hAnsi="Times New Roman" w:eastAsia="Times New Roman" w:cs="Times New Roman"/>
+        </w:rPr>
+        <w:t>,</w:t>
+      </w:r>
+      <w:r>
+        <w:rPr>
+          <w:rFonts w:ascii="Times New Roman" w:hAnsi="Times New Roman" w:eastAsia="Times New Roman" w:cs="Times New Roman"/>
+        </w:rPr>
+        <w:t xml:space="preserve"> </w:t>
+      </w:r>
+      <w:r>
+        <w:rPr>
+          <w:rFonts w:hint="eastAsia" w:ascii="Times New Roman" w:hAnsi="Times New Roman" w:eastAsia="FangSong" w:cs="Times New Roman"/>
+        </w:rPr>
+        <w:t xml:space="preserve">极性溶剂更容易溶剂化亚砜</w:t>
+      </w:r>
+    </w:p>
+    <w:p>
+      <w:pPr>
+        <w:numPr>
+          <w:ilvl w:val="0"/>
+          <w:numId w:val="1005"/>
+        </w:numPr>
+      </w:pPr>
+      <w:r>
+        <w:rPr>
+          <w:rFonts w:hint="eastAsia" w:ascii="Times New Roman" w:hAnsi="Times New Roman" w:eastAsia="FangSong" w:cs="Times New Roman"/>
+        </w:rPr>
+        <w:t>亚砜的极性比次磺酸酯强</w:t>
+      </w:r>
+      <w:r>
+        <w:rPr>
+          <w:rFonts w:hint="eastAsia" w:ascii="Times New Roman" w:hAnsi="Times New Roman" w:eastAsia="Times New Roman" w:cs="Times New Roman"/>
+        </w:rPr>
+        <w:t>,</w:t>
+      </w:r>
+      <w:r>
+        <w:rPr>
+          <w:rFonts w:ascii="Times New Roman" w:hAnsi="Times New Roman" w:eastAsia="Times New Roman" w:cs="Times New Roman"/>
+        </w:rPr>
+        <w:t xml:space="preserve"> </w:t>
+      </w:r>
+      <w:r>
+        <w:rPr>
+          <w:rFonts w:hint="eastAsia" w:ascii="Times New Roman" w:hAnsi="Times New Roman" w:eastAsia="FangSong" w:cs="Times New Roman"/>
+        </w:rPr>
+        <w:t xml:space="preserve">极性溶剂更容易溶剂化次磺酸酯</w:t>
+      </w:r>
+    </w:p>
+    <w:bookmarkEnd w:id="273"/>
+    <w:bookmarkStart w:id="277" w:name="section-19"/>
+    <w:p>
+      <w:pPr>
+        <w:pStyle w:val="Heading3"/>
+        <w:spacing w:before="280" w:after="120"/>
+      </w:pPr>
+      <w:r>
+        <w:rPr>
+          <w:rFonts w:hint="eastAsia" w:ascii="Times New Roman" w:hAnsi="Times New Roman" w:eastAsia="Times New Roman" w:cs="Times New Roman"/>
+        </w:rPr>
+        <w:t xml:space="preserve">（5）</w:t>
       </w:r>
     </w:p>
     <w:p>
@@ -15586,7 +15967,49 @@
         <w:rPr>
           <w:rFonts w:hint="eastAsia" w:ascii="Times New Roman" w:hAnsi="Times New Roman" w:eastAsia="FangSong" w:cs="Times New Roman"/>
         </w:rPr>
-        <w:t>手性亚砜具有相对稳定性</w:t>
+        <w:t xml:space="preserve">以</w:t>
+      </w:r>
+      <w:r>
+        <w:rPr>
+          <w:rFonts w:ascii="Times New Roman" w:hAnsi="Times New Roman" w:eastAsia="Times New Roman" w:cs="Times New Roman"/>
+        </w:rPr>
+        <w:t xml:space="preserve"> </w:t>
+      </w:r>
+      <w:r>
+        <w:rPr>
+          <w:rFonts w:hint="eastAsia" w:ascii="Times New Roman" w:hAnsi="Times New Roman" w:eastAsia="Times New Roman" w:cs="Times New Roman"/>
+        </w:rPr>
+        <w:t>(S)-</w:t>
+      </w:r>
+      <w:r>
+        <w:rPr>
+          <w:rFonts w:hint="eastAsia" w:ascii="Times New Roman" w:hAnsi="Times New Roman" w:eastAsia="FangSong" w:cs="Times New Roman"/>
+        </w:rPr>
+        <w:t>丁</w:t>
+      </w:r>
+      <w:r>
+        <w:rPr>
+          <w:rFonts w:hint="eastAsia" w:ascii="Times New Roman" w:hAnsi="Times New Roman" w:eastAsia="Times New Roman" w:cs="Times New Roman"/>
+        </w:rPr>
+        <w:t>-3-</w:t>
+      </w:r>
+      <w:r>
+        <w:rPr>
+          <w:rFonts w:hint="eastAsia" w:ascii="Times New Roman" w:hAnsi="Times New Roman" w:eastAsia="FangSong" w:cs="Times New Roman"/>
+        </w:rPr>
+        <w:t>烯</w:t>
+      </w:r>
+      <w:r>
+        <w:rPr>
+          <w:rFonts w:hint="eastAsia" w:ascii="Times New Roman" w:hAnsi="Times New Roman" w:eastAsia="Times New Roman" w:cs="Times New Roman"/>
+        </w:rPr>
+        <w:t>-2-</w:t>
+      </w:r>
+      <w:r>
+        <w:rPr>
+          <w:rFonts w:hint="eastAsia" w:ascii="Times New Roman" w:hAnsi="Times New Roman" w:eastAsia="FangSong" w:cs="Times New Roman"/>
+        </w:rPr>
+        <w:t>醇为原料</w:t>
       </w:r>
       <w:r>
         <w:rPr>
@@ -15598,7 +16021,19 @@
         <w:rPr>
           <w:rFonts w:hint="eastAsia" w:ascii="Times New Roman" w:hAnsi="Times New Roman" w:eastAsia="FangSong" w:cs="Times New Roman"/>
         </w:rPr>
-        <w:t>但烯丙基取代的亚砜易发生外消旋化</w:t>
+        <w:t>不对称中心可以从碳中心转移到硫中心</w:t>
+      </w:r>
+      <w:r>
+        <w:rPr>
+          <w:rFonts w:hint="eastAsia" w:ascii="Times New Roman" w:hAnsi="Times New Roman" w:eastAsia="Times New Roman" w:cs="Times New Roman"/>
+        </w:rPr>
+        <w:t>，</w:t>
+      </w:r>
+      <w:r>
+        <w:rPr>
+          <w:rFonts w:hint="eastAsia" w:ascii="Times New Roman" w:hAnsi="Times New Roman" w:eastAsia="FangSong" w:cs="Times New Roman"/>
+        </w:rPr>
+        <w:t>转化过程如下</w:t>
       </w:r>
       <w:r>
         <w:rPr>
@@ -15619,757 +16054,20 @@
         </w:rPr>
         <w:drawing>
           <wp:inline>
-            <wp:extent cx="3600000" cy="569189"/>
+            <wp:extent cx="3600000" cy="550384"/>
             <wp:effectExtent b="0" l="0" r="0" t="0"/>
-            <wp:docPr descr="" title="" id="272" name="Picture"/>
+            <wp:docPr descr="" title="" id="275" name="Picture"/>
             <a:graphic>
               <a:graphicData uri="http://schemas.openxmlformats.org/drawingml/2006/picture">
                 <pic:pic>
                   <pic:nvPicPr>
-                    <pic:cNvPr descr="de4478031b8f11bba56e21a4382490926a52a031d8d72435bd396526671875fb.jpg" id="273" name="Picture"/>
+                    <pic:cNvPr descr="5ae6ef24ecbe079b53f7ac434c13ede14566ea5e76e6f8bc29f6022a08812ff7.jpg" id="276" name="Picture"/>
                     <pic:cNvPicPr>
                       <a:picLocks noChangeArrowheads="1" noChangeAspect="1"/>
                     </pic:cNvPicPr>
                   </pic:nvPicPr>
                   <pic:blipFill>
-                    <a:blip r:embed="rId271"/>
-                    <a:stretch>
-                      <a:fillRect/>
-                    </a:stretch>
-                  </pic:blipFill>
-                  <pic:spPr bwMode="auto">
-                    <a:xfrm>
-                      <a:off x="0" y="0"/>
-                      <a:ext cx="3600000" cy="569189"/>
-                    </a:xfrm>
-                    <a:prstGeom prst="rect">
-                      <a:avLst/>
-                    </a:prstGeom>
-                    <a:noFill/>
-                    <a:ln w="9525">
-                      <a:noFill/>
-                      <a:headEnd/>
-                      <a:tailEnd/>
-                    </a:ln>
-                  </pic:spPr>
-                </pic:pic>
-              </a:graphicData>
-            </a:graphic>
-          </wp:inline>
-        </w:drawing>
-      </w:r>
-    </w:p>
-    <w:p>
-      <w:pPr>
-        <w:pStyle w:val="BodyText"/>
-      </w:pPr>
-      <w:r>
-        <w:rPr>
-          <w:rFonts w:hint="eastAsia" w:ascii="Times New Roman" w:hAnsi="Times New Roman" w:eastAsia="FangSong" w:cs="Times New Roman"/>
-        </w:rPr>
-        <w:t>此外消旋化过程与取代基和溶剂极性紧密相关</w:t>
-      </w:r>
-      <w:r>
-        <w:rPr>
-          <w:rFonts w:hint="eastAsia" w:ascii="Times New Roman" w:hAnsi="Times New Roman" w:eastAsia="Times New Roman" w:cs="Times New Roman"/>
-        </w:rPr>
-        <w:t>。</w:t>
-      </w:r>
-      <w:r>
-        <w:rPr>
-          <w:rFonts w:hint="eastAsia" w:ascii="Times New Roman" w:hAnsi="Times New Roman" w:eastAsia="FangSong" w:cs="Times New Roman"/>
-        </w:rPr>
-        <w:t>请回答以下问题</w:t>
-      </w:r>
-      <w:r>
-        <w:rPr>
-          <w:rFonts w:hint="eastAsia" w:ascii="Times New Roman" w:hAnsi="Times New Roman" w:eastAsia="Times New Roman" w:cs="Times New Roman"/>
-        </w:rPr>
-        <w:t>：</w:t>
-      </w:r>
-    </w:p>
-    <w:p>
-      <w:pPr>
-        <w:pStyle w:val="BodyText"/>
-      </w:pPr>
-      <w:r>
-        <w:rPr>
-          <w:rFonts w:hint="eastAsia" w:ascii="Times New Roman" w:hAnsi="Times New Roman" w:eastAsia="FangSong" w:cs="Times New Roman"/>
-        </w:rPr>
-        <w:t>以下哪个手性亚砜更易发生外消旋化</w:t>
-      </w:r>
-      <w:r>
-        <w:rPr>
-          <w:rFonts w:hint="eastAsia" w:ascii="Times New Roman" w:hAnsi="Times New Roman" w:eastAsia="Times New Roman" w:cs="Times New Roman"/>
-        </w:rPr>
-        <w:t>？（）</w:t>
-      </w:r>
-    </w:p>
-    <w:p>
-      <w:pPr>
-        <w:numPr>
-          <w:ilvl w:val="0"/>
-          <w:numId w:val="1003"/>
-        </w:numPr>
-      </w:pPr>
-      <w:r>
-        <w:rPr>
-          <w:rFonts w:ascii="Times New Roman" w:hAnsi="Times New Roman" w:eastAsia="Times New Roman" w:cs="Times New Roman"/>
-        </w:rPr>
-        <w:t xml:space="preserve">Ar </w:t>
-      </w:r>
-      <w:r>
-        <w:rPr>
-          <w:rFonts w:hint="eastAsia" w:ascii="Times New Roman" w:hAnsi="Times New Roman" w:eastAsia="FangSong" w:cs="Times New Roman"/>
-        </w:rPr>
-        <w:t xml:space="preserve">为</w:t>
-      </w:r>
-      <w:r>
-        <w:rPr>
-          <w:rFonts w:ascii="Times New Roman" w:hAnsi="Times New Roman" w:eastAsia="Times New Roman" w:cs="Times New Roman"/>
-        </w:rPr>
-        <w:t xml:space="preserve"> </w:t>
-      </w:r>
-      <w:r>
-        <w:rPr>
-          <w:rFonts w:hint="eastAsia" w:ascii="Times New Roman" w:hAnsi="Times New Roman" w:eastAsia="Times New Roman" w:cs="Times New Roman"/>
-        </w:rPr>
-        <w:t>4-</w:t>
-      </w:r>
-      <w:r>
-        <w:rPr>
-          <w:rFonts w:hint="eastAsia" w:ascii="Times New Roman" w:hAnsi="Times New Roman" w:eastAsia="FangSong" w:cs="Times New Roman"/>
-        </w:rPr>
-        <w:t>三氟甲基苯基</w:t>
-      </w:r>
-      <w:r>
-        <w:rPr>
-          <w:rFonts w:ascii="Times New Roman" w:hAnsi="Times New Roman" w:eastAsia="Times New Roman" w:cs="Times New Roman"/>
-        </w:rPr>
-        <w:t xml:space="preserve"> (b) Ar </w:t>
-      </w:r>
-      <w:r>
-        <w:rPr>
-          <w:rFonts w:hint="eastAsia" w:ascii="Times New Roman" w:hAnsi="Times New Roman" w:eastAsia="FangSong" w:cs="Times New Roman"/>
-        </w:rPr>
-        <w:t xml:space="preserve">为</w:t>
-      </w:r>
-      <w:r>
-        <w:rPr>
-          <w:rFonts w:ascii="Times New Roman" w:hAnsi="Times New Roman" w:eastAsia="Times New Roman" w:cs="Times New Roman"/>
-        </w:rPr>
-        <w:t xml:space="preserve"> </w:t>
-      </w:r>
-      <w:r>
-        <w:rPr>
-          <w:rFonts w:hint="eastAsia" w:ascii="Times New Roman" w:hAnsi="Times New Roman" w:eastAsia="Times New Roman" w:cs="Times New Roman"/>
-        </w:rPr>
-        <w:t>4-</w:t>
-      </w:r>
-      <w:r>
-        <w:rPr>
-          <w:rFonts w:hint="eastAsia" w:ascii="Times New Roman" w:hAnsi="Times New Roman" w:eastAsia="FangSong" w:cs="Times New Roman"/>
-        </w:rPr>
-        <w:t>甲氧基苯基</w:t>
-      </w:r>
-    </w:p>
-    <w:p>
-      <w:pPr>
-        <w:numPr>
-          <w:ilvl w:val="0"/>
-          <w:numId w:val="1003"/>
-        </w:numPr>
-      </w:pPr>
-      <w:r>
-        <w:rPr>
-          <w:rFonts w:ascii="Times New Roman" w:hAnsi="Times New Roman" w:eastAsia="Times New Roman" w:cs="Times New Roman"/>
-        </w:rPr>
-        <w:t xml:space="preserve">Ar </w:t>
-      </w:r>
-      <w:r>
-        <w:rPr>
-          <w:rFonts w:hint="eastAsia" w:ascii="Times New Roman" w:hAnsi="Times New Roman" w:eastAsia="FangSong" w:cs="Times New Roman"/>
-        </w:rPr>
-        <w:t xml:space="preserve">为苯基</w:t>
-      </w:r>
-      <w:r>
-        <w:rPr>
-          <w:rFonts w:ascii="Times New Roman" w:hAnsi="Times New Roman" w:eastAsia="Times New Roman" w:cs="Times New Roman"/>
-        </w:rPr>
-        <w:t xml:space="preserve"> (d) </w:t>
-      </w:r>
-      <w:r>
-        <w:rPr>
-          <w:rFonts w:hint="eastAsia" w:ascii="Times New Roman" w:hAnsi="Times New Roman" w:eastAsia="FangSong" w:cs="Times New Roman"/>
-        </w:rPr>
-        <w:t xml:space="preserve">无法判断</w:t>
-      </w:r>
-    </w:p>
-    <w:bookmarkEnd w:id="274"/>
-    <w:bookmarkStart w:id="275" w:name="section-17"/>
-    <w:p>
-      <w:pPr>
-        <w:pStyle w:val="Heading3"/>
-        <w:spacing w:before="280" w:after="120"/>
-      </w:pPr>
-      <w:r>
-        <w:rPr>
-          <w:rFonts w:hint="eastAsia" w:ascii="Times New Roman" w:hAnsi="Times New Roman" w:eastAsia="Times New Roman" w:cs="Times New Roman"/>
-        </w:rPr>
-        <w:t xml:space="preserve">（3）</w:t>
-      </w:r>
-    </w:p>
-    <w:p>
-      <w:pPr>
-        <w:pStyle w:val="FirstParagraph"/>
-      </w:pPr>
-      <w:r>
-        <w:rPr>
-          <w:rFonts w:hint="eastAsia" w:ascii="Times New Roman" w:hAnsi="Times New Roman" w:eastAsia="FangSong" w:cs="Times New Roman"/>
-        </w:rPr>
-        <w:t>为以上选择提供合理的解释</w:t>
-      </w:r>
-      <w:r>
-        <w:rPr>
-          <w:rFonts w:hint="eastAsia" w:ascii="Times New Roman" w:hAnsi="Times New Roman" w:eastAsia="Times New Roman" w:cs="Times New Roman"/>
-        </w:rPr>
-        <w:t>:</w:t>
-      </w:r>
-      <w:r>
-        <w:rPr>
-          <w:rFonts w:ascii="Times New Roman" w:hAnsi="Times New Roman" w:eastAsia="Times New Roman" w:cs="Times New Roman"/>
-        </w:rPr>
-        <w:t xml:space="preserve"> ( )</w:t>
-      </w:r>
-    </w:p>
-    <w:p>
-      <w:pPr>
-        <w:numPr>
-          <w:ilvl w:val="0"/>
-          <w:numId w:val="1004"/>
-        </w:numPr>
-      </w:pPr>
-      <w:r>
-        <w:rPr>
-          <w:rFonts w:hint="eastAsia" w:ascii="Times New Roman" w:hAnsi="Times New Roman" w:eastAsia="Times New Roman" w:cs="Times New Roman"/>
-        </w:rPr>
-        <w:t>4-</w:t>
-      </w:r>
-      <w:r>
-        <w:rPr>
-          <w:rFonts w:hint="eastAsia" w:ascii="Times New Roman" w:hAnsi="Times New Roman" w:eastAsia="FangSong" w:cs="Times New Roman"/>
-        </w:rPr>
-        <w:t>三氟甲基苯基为吸电子基团</w:t>
-      </w:r>
-      <w:r>
-        <w:rPr>
-          <w:rFonts w:hint="eastAsia" w:ascii="Times New Roman" w:hAnsi="Times New Roman" w:eastAsia="Times New Roman" w:cs="Times New Roman"/>
-        </w:rPr>
-        <w:t>，</w:t>
-      </w:r>
-      <w:r>
-        <w:rPr>
-          <w:rFonts w:hint="eastAsia" w:ascii="Times New Roman" w:hAnsi="Times New Roman" w:eastAsia="FangSong" w:cs="Times New Roman"/>
-        </w:rPr>
-        <w:t>使亚砜不稳定</w:t>
-      </w:r>
-    </w:p>
-    <w:p>
-      <w:pPr>
-        <w:numPr>
-          <w:ilvl w:val="0"/>
-          <w:numId w:val="1004"/>
-        </w:numPr>
-      </w:pPr>
-      <w:r>
-        <w:rPr>
-          <w:rFonts w:hint="eastAsia" w:ascii="Times New Roman" w:hAnsi="Times New Roman" w:eastAsia="Times New Roman" w:cs="Times New Roman"/>
-        </w:rPr>
-        <w:t>4-</w:t>
-      </w:r>
-      <w:r>
-        <w:rPr>
-          <w:rFonts w:hint="eastAsia" w:ascii="Times New Roman" w:hAnsi="Times New Roman" w:eastAsia="FangSong" w:cs="Times New Roman"/>
-        </w:rPr>
-        <w:t>三氟甲基苯基为吸电子基团</w:t>
-      </w:r>
-      <w:r>
-        <w:rPr>
-          <w:rFonts w:hint="eastAsia" w:ascii="Times New Roman" w:hAnsi="Times New Roman" w:eastAsia="Times New Roman" w:cs="Times New Roman"/>
-        </w:rPr>
-        <w:t>，</w:t>
-      </w:r>
-      <w:r>
-        <w:rPr>
-          <w:rFonts w:hint="eastAsia" w:ascii="Times New Roman" w:hAnsi="Times New Roman" w:eastAsia="FangSong" w:cs="Times New Roman"/>
-        </w:rPr>
-        <w:t>使亚砜稳定</w:t>
-      </w:r>
-    </w:p>
-    <w:p>
-      <w:pPr>
-        <w:numPr>
-          <w:ilvl w:val="0"/>
-          <w:numId w:val="1004"/>
-        </w:numPr>
-      </w:pPr>
-      <w:r>
-        <w:rPr>
-          <w:rFonts w:hint="eastAsia" w:ascii="Times New Roman" w:hAnsi="Times New Roman" w:eastAsia="Times New Roman" w:cs="Times New Roman"/>
-        </w:rPr>
-        <w:t>4-</w:t>
-      </w:r>
-      <w:r>
-        <w:rPr>
-          <w:rFonts w:hint="eastAsia" w:ascii="Times New Roman" w:hAnsi="Times New Roman" w:eastAsia="FangSong" w:cs="Times New Roman"/>
-        </w:rPr>
-        <w:t>甲氧基苯基为给电子基团</w:t>
-      </w:r>
-      <w:r>
-        <w:rPr>
-          <w:rFonts w:hint="eastAsia" w:ascii="Times New Roman" w:hAnsi="Times New Roman" w:eastAsia="Times New Roman" w:cs="Times New Roman"/>
-        </w:rPr>
-        <w:t>，</w:t>
-      </w:r>
-      <w:r>
-        <w:rPr>
-          <w:rFonts w:hint="eastAsia" w:ascii="Times New Roman" w:hAnsi="Times New Roman" w:eastAsia="FangSong" w:cs="Times New Roman"/>
-        </w:rPr>
-        <w:t>使亚砜不稳定</w:t>
-      </w:r>
-    </w:p>
-    <w:p>
-      <w:pPr>
-        <w:numPr>
-          <w:ilvl w:val="0"/>
-          <w:numId w:val="1004"/>
-        </w:numPr>
-      </w:pPr>
-      <w:r>
-        <w:rPr>
-          <w:rFonts w:hint="eastAsia" w:ascii="Times New Roman" w:hAnsi="Times New Roman" w:eastAsia="Times New Roman" w:cs="Times New Roman"/>
-        </w:rPr>
-        <w:t>4-</w:t>
-      </w:r>
-      <w:r>
-        <w:rPr>
-          <w:rFonts w:hint="eastAsia" w:ascii="Times New Roman" w:hAnsi="Times New Roman" w:eastAsia="FangSong" w:cs="Times New Roman"/>
-        </w:rPr>
-        <w:t>甲氧基苯基为给电子基团</w:t>
-      </w:r>
-      <w:r>
-        <w:rPr>
-          <w:rFonts w:hint="eastAsia" w:ascii="Times New Roman" w:hAnsi="Times New Roman" w:eastAsia="Times New Roman" w:cs="Times New Roman"/>
-        </w:rPr>
-        <w:t>，</w:t>
-      </w:r>
-      <w:r>
-        <w:rPr>
-          <w:rFonts w:hint="eastAsia" w:ascii="Times New Roman" w:hAnsi="Times New Roman" w:eastAsia="FangSong" w:cs="Times New Roman"/>
-        </w:rPr>
-        <w:t>使亚砜稳定</w:t>
-      </w:r>
-    </w:p>
-    <w:p>
-      <w:pPr>
-        <w:numPr>
-          <w:ilvl w:val="0"/>
-          <w:numId w:val="1004"/>
-        </w:numPr>
-      </w:pPr>
-      <w:r>
-        <w:rPr>
-          <w:rFonts w:hint="eastAsia" w:ascii="Times New Roman" w:hAnsi="Times New Roman" w:eastAsia="FangSong" w:cs="Times New Roman"/>
-        </w:rPr>
-        <w:t xml:space="preserve">给电子基团和吸电子基团都使亚砜不稳定</w:t>
-      </w:r>
-    </w:p>
-    <w:p>
-      <w:pPr>
-        <w:numPr>
-          <w:ilvl w:val="0"/>
-          <w:numId w:val="1004"/>
-        </w:numPr>
-      </w:pPr>
-      <w:r>
-        <w:rPr>
-          <w:rFonts w:hint="eastAsia" w:ascii="Times New Roman" w:hAnsi="Times New Roman" w:eastAsia="FangSong" w:cs="Times New Roman"/>
-        </w:rPr>
-        <w:t xml:space="preserve">给电子基团和吸电子基团都使亚砜稳定</w:t>
-      </w:r>
-    </w:p>
-    <w:p>
-      <w:pPr>
-        <w:numPr>
-          <w:ilvl w:val="0"/>
-          <w:numId w:val="1004"/>
-        </w:numPr>
-      </w:pPr>
-      <w:r>
-        <w:rPr>
-          <w:rFonts w:hint="eastAsia" w:ascii="Times New Roman" w:hAnsi="Times New Roman" w:eastAsia="FangSong" w:cs="Times New Roman"/>
-        </w:rPr>
-        <w:t xml:space="preserve">无法判断</w:t>
-      </w:r>
-    </w:p>
-    <w:bookmarkEnd w:id="275"/>
-    <w:bookmarkStart w:id="276" w:name="section-18"/>
-    <w:p>
-      <w:pPr>
-        <w:pStyle w:val="Heading3"/>
-        <w:spacing w:before="280" w:after="120"/>
-      </w:pPr>
-      <w:r>
-        <w:rPr>
-          <w:rFonts w:hint="eastAsia" w:ascii="Times New Roman" w:hAnsi="Times New Roman" w:eastAsia="Times New Roman" w:cs="Times New Roman"/>
-        </w:rPr>
-        <w:t xml:space="preserve">（4）</w:t>
-      </w:r>
-    </w:p>
-    <w:p>
-      <w:pPr>
-        <w:pStyle w:val="FirstParagraph"/>
-      </w:pPr>
-      <w:r>
-        <w:rPr>
-          <w:rFonts w:hint="eastAsia" w:ascii="Times New Roman" w:hAnsi="Times New Roman" w:eastAsia="FangSong" w:cs="Times New Roman"/>
-        </w:rPr>
-        <w:t>溶剂极性增加</w:t>
-      </w:r>
-      <w:r>
-        <w:rPr>
-          <w:rFonts w:hint="eastAsia" w:ascii="Times New Roman" w:hAnsi="Times New Roman" w:eastAsia="Times New Roman" w:cs="Times New Roman"/>
-        </w:rPr>
-        <w:t>，</w:t>
-      </w:r>
-      <w:r>
-        <w:rPr>
-          <w:rFonts w:hint="eastAsia" w:ascii="Times New Roman" w:hAnsi="Times New Roman" w:eastAsia="FangSong" w:cs="Times New Roman"/>
-        </w:rPr>
-        <w:t>对亚砜外消旋化是有利的还是不利的</w:t>
-      </w:r>
-      <w:r>
-        <w:rPr>
-          <w:rFonts w:hint="eastAsia" w:ascii="Times New Roman" w:hAnsi="Times New Roman" w:eastAsia="Times New Roman" w:cs="Times New Roman"/>
-        </w:rPr>
-        <w:t>？（）</w:t>
-      </w:r>
-    </w:p>
-    <w:p>
-      <w:pPr>
-        <w:pStyle w:val="Compact"/>
-        <w:numPr>
-          <w:ilvl w:val="0"/>
-          <w:numId w:val="1005"/>
-        </w:numPr>
-      </w:pPr>
-      <w:r>
-        <w:rPr>
-          <w:rFonts w:hint="eastAsia" w:ascii="Times New Roman" w:hAnsi="Times New Roman" w:eastAsia="FangSong" w:cs="Times New Roman"/>
-        </w:rPr>
-        <w:t xml:space="preserve">有利</w:t>
-      </w:r>
-      <w:r>
-        <w:rPr>
-          <w:rFonts w:ascii="Times New Roman" w:hAnsi="Times New Roman" w:eastAsia="Times New Roman" w:cs="Times New Roman"/>
-        </w:rPr>
-        <w:t xml:space="preserve"> (b) </w:t>
-      </w:r>
-      <w:r>
-        <w:rPr>
-          <w:rFonts w:hint="eastAsia" w:ascii="Times New Roman" w:hAnsi="Times New Roman" w:eastAsia="FangSong" w:cs="Times New Roman"/>
-        </w:rPr>
-        <w:t xml:space="preserve">不利</w:t>
-      </w:r>
-    </w:p>
-    <w:bookmarkEnd w:id="276"/>
-    <w:bookmarkStart w:id="277" w:name="section-19"/>
-    <w:p>
-      <w:pPr>
-        <w:pStyle w:val="Heading3"/>
-        <w:spacing w:before="280" w:after="120"/>
-      </w:pPr>
-      <w:r>
-        <w:rPr>
-          <w:rFonts w:hint="eastAsia" w:ascii="Times New Roman" w:hAnsi="Times New Roman" w:eastAsia="Times New Roman" w:cs="Times New Roman"/>
-        </w:rPr>
-        <w:t xml:space="preserve">（5）</w:t>
-      </w:r>
-    </w:p>
-    <w:p>
-      <w:pPr>
-        <w:pStyle w:val="FirstParagraph"/>
-      </w:pPr>
-      <w:r>
-        <w:rPr>
-          <w:rFonts w:hint="eastAsia" w:ascii="Times New Roman" w:hAnsi="Times New Roman" w:eastAsia="FangSong" w:cs="Times New Roman"/>
-        </w:rPr>
-        <w:t>为以上选择提供合理的解释</w:t>
-      </w:r>
-      <w:r>
-        <w:rPr>
-          <w:rFonts w:hint="eastAsia" w:ascii="Times New Roman" w:hAnsi="Times New Roman" w:eastAsia="Times New Roman" w:cs="Times New Roman"/>
-        </w:rPr>
-        <w:t>:</w:t>
-      </w:r>
-      <w:r>
-        <w:rPr>
-          <w:rFonts w:ascii="Times New Roman" w:hAnsi="Times New Roman" w:eastAsia="Times New Roman" w:cs="Times New Roman"/>
-        </w:rPr>
-        <w:t xml:space="preserve"> ( )</w:t>
-      </w:r>
-    </w:p>
-    <w:p>
-      <w:pPr>
-        <w:numPr>
-          <w:ilvl w:val="0"/>
-          <w:numId w:val="1006"/>
-        </w:numPr>
-      </w:pPr>
-      <w:r>
-        <w:rPr>
-          <w:rFonts w:hint="eastAsia" w:ascii="Times New Roman" w:hAnsi="Times New Roman" w:eastAsia="FangSong" w:cs="Times New Roman"/>
-        </w:rPr>
-        <w:t>次磺酸酯的极性比亚砜强</w:t>
-      </w:r>
-      <w:r>
-        <w:rPr>
-          <w:rFonts w:hint="eastAsia" w:ascii="Times New Roman" w:hAnsi="Times New Roman" w:eastAsia="Times New Roman" w:cs="Times New Roman"/>
-        </w:rPr>
-        <w:t>,</w:t>
-      </w:r>
-      <w:r>
-        <w:rPr>
-          <w:rFonts w:ascii="Times New Roman" w:hAnsi="Times New Roman" w:eastAsia="Times New Roman" w:cs="Times New Roman"/>
-        </w:rPr>
-        <w:t xml:space="preserve"> </w:t>
-      </w:r>
-      <w:r>
-        <w:rPr>
-          <w:rFonts w:hint="eastAsia" w:ascii="Times New Roman" w:hAnsi="Times New Roman" w:eastAsia="FangSong" w:cs="Times New Roman"/>
-        </w:rPr>
-        <w:t xml:space="preserve">极性溶剂更容易溶剂化亚砜</w:t>
-      </w:r>
-    </w:p>
-    <w:p>
-      <w:pPr>
-        <w:numPr>
-          <w:ilvl w:val="0"/>
-          <w:numId w:val="1006"/>
-        </w:numPr>
-      </w:pPr>
-      <w:r>
-        <w:rPr>
-          <w:rFonts w:hint="eastAsia" w:ascii="Times New Roman" w:hAnsi="Times New Roman" w:eastAsia="FangSong" w:cs="Times New Roman"/>
-        </w:rPr>
-        <w:t>次磺酸酯的极性比亚砜强</w:t>
-      </w:r>
-      <w:r>
-        <w:rPr>
-          <w:rFonts w:hint="eastAsia" w:ascii="Times New Roman" w:hAnsi="Times New Roman" w:eastAsia="Times New Roman" w:cs="Times New Roman"/>
-        </w:rPr>
-        <w:t>,</w:t>
-      </w:r>
-      <w:r>
-        <w:rPr>
-          <w:rFonts w:ascii="Times New Roman" w:hAnsi="Times New Roman" w:eastAsia="Times New Roman" w:cs="Times New Roman"/>
-        </w:rPr>
-        <w:t xml:space="preserve"> </w:t>
-      </w:r>
-      <w:r>
-        <w:rPr>
-          <w:rFonts w:hint="eastAsia" w:ascii="Times New Roman" w:hAnsi="Times New Roman" w:eastAsia="FangSong" w:cs="Times New Roman"/>
-        </w:rPr>
-        <w:t xml:space="preserve">极性溶剂更容易溶剂化次磺酸酯</w:t>
-      </w:r>
-    </w:p>
-    <w:p>
-      <w:pPr>
-        <w:numPr>
-          <w:ilvl w:val="0"/>
-          <w:numId w:val="1006"/>
-        </w:numPr>
-      </w:pPr>
-      <w:r>
-        <w:rPr>
-          <w:rFonts w:hint="eastAsia" w:ascii="Times New Roman" w:hAnsi="Times New Roman" w:eastAsia="FangSong" w:cs="Times New Roman"/>
-        </w:rPr>
-        <w:t>亚砜的极性比次磺酸酯强</w:t>
-      </w:r>
-      <w:r>
-        <w:rPr>
-          <w:rFonts w:hint="eastAsia" w:ascii="Times New Roman" w:hAnsi="Times New Roman" w:eastAsia="Times New Roman" w:cs="Times New Roman"/>
-        </w:rPr>
-        <w:t>,</w:t>
-      </w:r>
-      <w:r>
-        <w:rPr>
-          <w:rFonts w:ascii="Times New Roman" w:hAnsi="Times New Roman" w:eastAsia="Times New Roman" w:cs="Times New Roman"/>
-        </w:rPr>
-        <w:t xml:space="preserve"> </w:t>
-      </w:r>
-      <w:r>
-        <w:rPr>
-          <w:rFonts w:hint="eastAsia" w:ascii="Times New Roman" w:hAnsi="Times New Roman" w:eastAsia="FangSong" w:cs="Times New Roman"/>
-        </w:rPr>
-        <w:t xml:space="preserve">极性溶剂更容易溶剂化亚砜</w:t>
-      </w:r>
-    </w:p>
-    <w:p>
-      <w:pPr>
-        <w:numPr>
-          <w:ilvl w:val="0"/>
-          <w:numId w:val="1006"/>
-        </w:numPr>
-      </w:pPr>
-      <w:r>
-        <w:rPr>
-          <w:rFonts w:hint="eastAsia" w:ascii="Times New Roman" w:hAnsi="Times New Roman" w:eastAsia="FangSong" w:cs="Times New Roman"/>
-        </w:rPr>
-        <w:t>亚砜的极性比次磺酸酯强</w:t>
-      </w:r>
-      <w:r>
-        <w:rPr>
-          <w:rFonts w:hint="eastAsia" w:ascii="Times New Roman" w:hAnsi="Times New Roman" w:eastAsia="Times New Roman" w:cs="Times New Roman"/>
-        </w:rPr>
-        <w:t>,</w:t>
-      </w:r>
-      <w:r>
-        <w:rPr>
-          <w:rFonts w:ascii="Times New Roman" w:hAnsi="Times New Roman" w:eastAsia="Times New Roman" w:cs="Times New Roman"/>
-        </w:rPr>
-        <w:t xml:space="preserve"> </w:t>
-      </w:r>
-      <w:r>
-        <w:rPr>
-          <w:rFonts w:hint="eastAsia" w:ascii="Times New Roman" w:hAnsi="Times New Roman" w:eastAsia="FangSong" w:cs="Times New Roman"/>
-        </w:rPr>
-        <w:t xml:space="preserve">极性溶剂更容易溶剂化次磺酸酯</w:t>
-      </w:r>
-    </w:p>
-    <w:bookmarkEnd w:id="277"/>
-    <w:bookmarkStart w:id="281" w:name="section-20"/>
-    <w:p>
-      <w:pPr>
-        <w:pStyle w:val="Heading3"/>
-        <w:spacing w:before="280" w:after="120"/>
-      </w:pPr>
-      <w:r>
-        <w:rPr>
-          <w:rFonts w:hint="eastAsia" w:ascii="Times New Roman" w:hAnsi="Times New Roman" w:eastAsia="Times New Roman" w:cs="Times New Roman"/>
-        </w:rPr>
-        <w:t xml:space="preserve">（6）</w:t>
-      </w:r>
-    </w:p>
-    <w:p>
-      <w:pPr>
-        <w:pStyle w:val="FirstParagraph"/>
-      </w:pPr>
-      <w:r>
-        <w:rPr>
-          <w:rFonts w:hint="eastAsia" w:ascii="Times New Roman" w:hAnsi="Times New Roman" w:eastAsia="FangSong" w:cs="Times New Roman"/>
-        </w:rPr>
-        <w:t xml:space="preserve">以</w:t>
-      </w:r>
-      <w:r>
-        <w:rPr>
-          <w:rFonts w:ascii="Times New Roman" w:hAnsi="Times New Roman" w:eastAsia="Times New Roman" w:cs="Times New Roman"/>
-        </w:rPr>
-        <w:t xml:space="preserve"> </w:t>
-      </w:r>
-      <w:r>
-        <w:rPr>
-          <w:rFonts w:hint="eastAsia" w:ascii="Times New Roman" w:hAnsi="Times New Roman" w:eastAsia="Times New Roman" w:cs="Times New Roman"/>
-        </w:rPr>
-        <w:t>(S)-</w:t>
-      </w:r>
-      <w:r>
-        <w:rPr>
-          <w:rFonts w:hint="eastAsia" w:ascii="Times New Roman" w:hAnsi="Times New Roman" w:eastAsia="FangSong" w:cs="Times New Roman"/>
-        </w:rPr>
-        <w:t>丁</w:t>
-      </w:r>
-      <w:r>
-        <w:rPr>
-          <w:rFonts w:hint="eastAsia" w:ascii="Times New Roman" w:hAnsi="Times New Roman" w:eastAsia="Times New Roman" w:cs="Times New Roman"/>
-        </w:rPr>
-        <w:t>-3-</w:t>
-      </w:r>
-      <w:r>
-        <w:rPr>
-          <w:rFonts w:hint="eastAsia" w:ascii="Times New Roman" w:hAnsi="Times New Roman" w:eastAsia="FangSong" w:cs="Times New Roman"/>
-        </w:rPr>
-        <w:t>烯</w:t>
-      </w:r>
-      <w:r>
-        <w:rPr>
-          <w:rFonts w:hint="eastAsia" w:ascii="Times New Roman" w:hAnsi="Times New Roman" w:eastAsia="Times New Roman" w:cs="Times New Roman"/>
-        </w:rPr>
-        <w:t>-2-</w:t>
-      </w:r>
-      <w:r>
-        <w:rPr>
-          <w:rFonts w:hint="eastAsia" w:ascii="Times New Roman" w:hAnsi="Times New Roman" w:eastAsia="FangSong" w:cs="Times New Roman"/>
-        </w:rPr>
-        <w:t>醇为原料</w:t>
-      </w:r>
-      <w:r>
-        <w:rPr>
-          <w:rFonts w:hint="eastAsia" w:ascii="Times New Roman" w:hAnsi="Times New Roman" w:eastAsia="Times New Roman" w:cs="Times New Roman"/>
-        </w:rPr>
-        <w:t>，</w:t>
-      </w:r>
-      <w:r>
-        <w:rPr>
-          <w:rFonts w:hint="eastAsia" w:ascii="Times New Roman" w:hAnsi="Times New Roman" w:eastAsia="FangSong" w:cs="Times New Roman"/>
-        </w:rPr>
-        <w:t>不对称中心可以从碳中心转移到硫中心</w:t>
-      </w:r>
-      <w:r>
-        <w:rPr>
-          <w:rFonts w:hint="eastAsia" w:ascii="Times New Roman" w:hAnsi="Times New Roman" w:eastAsia="Times New Roman" w:cs="Times New Roman"/>
-        </w:rPr>
-        <w:t>，</w:t>
-      </w:r>
-      <w:r>
-        <w:rPr>
-          <w:rFonts w:hint="eastAsia" w:ascii="Times New Roman" w:hAnsi="Times New Roman" w:eastAsia="FangSong" w:cs="Times New Roman"/>
-        </w:rPr>
-        <w:t>转化过程如下</w:t>
-      </w:r>
-      <w:r>
-        <w:rPr>
-          <w:rFonts w:hint="eastAsia" w:ascii="Times New Roman" w:hAnsi="Times New Roman" w:eastAsia="Times New Roman" w:cs="Times New Roman"/>
-        </w:rPr>
-        <w:t>：</w:t>
-      </w:r>
-    </w:p>
-    <w:p>
-      <w:pPr>
-        <w:pStyle w:val="BodyText"/>
-        <w:spacing w:before="160" w:after="80"/>
-        <w:jc w:val="center"/>
-      </w:pPr>
-      <w:r>
-        <w:rPr>
-          <w:rFonts w:ascii="Times New Roman" w:hAnsi="Times New Roman" w:eastAsia="Times New Roman" w:cs="Times New Roman"/>
-        </w:rPr>
-        <w:drawing>
-          <wp:inline>
-            <wp:extent cx="3600000" cy="550384"/>
-            <wp:effectExtent b="0" l="0" r="0" t="0"/>
-            <wp:docPr descr="" title="" id="279" name="Picture"/>
-            <a:graphic>
-              <a:graphicData uri="http://schemas.openxmlformats.org/drawingml/2006/picture">
-                <pic:pic>
-                  <pic:nvPicPr>
-                    <pic:cNvPr descr="5ae6ef24ecbe079b53f7ac434c13ede14566ea5e76e6f8bc29f6022a08812ff7.jpg" id="280" name="Picture"/>
-                    <pic:cNvPicPr>
-                      <a:picLocks noChangeArrowheads="1" noChangeAspect="1"/>
-                    </pic:cNvPicPr>
-                  </pic:nvPicPr>
-                  <pic:blipFill>
-                    <a:blip r:embed="rId278"/>
+                    <a:blip r:embed="rId274"/>
                     <a:stretch>
                       <a:fillRect/>
                     </a:stretch>
@@ -16425,8 +16123,8 @@
         <w:t>。</w:t>
       </w:r>
     </w:p>
-    <w:bookmarkEnd w:id="281"/>
-    <w:bookmarkStart w:id="282" w:name="section-21"/>
+    <w:bookmarkEnd w:id="277"/>
+    <w:bookmarkStart w:id="278" w:name="section-20"/>
     <w:p>
       <w:pPr>
         <w:pStyle w:val="Heading3"/>
@@ -16436,7 +16134,7 @@
         <w:rPr>
           <w:rFonts w:hint="eastAsia" w:ascii="Times New Roman" w:hAnsi="Times New Roman" w:eastAsia="Times New Roman" w:cs="Times New Roman"/>
         </w:rPr>
-        <w:t xml:space="preserve">（7）</w:t>
+        <w:t xml:space="preserve">（6）</w:t>
       </w:r>
     </w:p>
     <w:p>
@@ -16468,8 +16166,8 @@
         <w:t>。</w:t>
       </w:r>
     </w:p>
-    <w:bookmarkEnd w:id="282"/>
-    <w:bookmarkStart w:id="283" w:name="section-22"/>
+    <w:bookmarkEnd w:id="278"/>
+    <w:bookmarkStart w:id="279" w:name="section-21"/>
     <w:p>
       <w:pPr>
         <w:pStyle w:val="Heading3"/>
@@ -16479,7 +16177,7 @@
         <w:rPr>
           <w:rFonts w:hint="eastAsia" w:ascii="Times New Roman" w:hAnsi="Times New Roman" w:eastAsia="Times New Roman" w:cs="Times New Roman"/>
         </w:rPr>
-        <w:t xml:space="preserve">（8）</w:t>
+        <w:t xml:space="preserve">（7）</w:t>
       </w:r>
     </w:p>
     <w:p>
@@ -16523,8 +16221,8 @@
         <w:t>。</w:t>
       </w:r>
     </w:p>
-    <w:bookmarkEnd w:id="283"/>
-    <w:bookmarkStart w:id="287" w:name="section-23"/>
+    <w:bookmarkEnd w:id="279"/>
+    <w:bookmarkStart w:id="283" w:name="section-22"/>
     <w:p>
       <w:pPr>
         <w:pStyle w:val="Heading3"/>
@@ -16534,7 +16232,7 @@
         <w:rPr>
           <w:rFonts w:hint="eastAsia" w:ascii="Times New Roman" w:hAnsi="Times New Roman" w:eastAsia="Times New Roman" w:cs="Times New Roman"/>
         </w:rPr>
-        <w:t xml:space="preserve">（9）</w:t>
+        <w:t xml:space="preserve">（8）</w:t>
       </w:r>
     </w:p>
     <w:p>
@@ -16634,18 +16332,18 @@
           <wp:inline>
             <wp:extent cx="3600000" cy="915340"/>
             <wp:effectExtent b="0" l="0" r="0" t="0"/>
-            <wp:docPr descr="" title="" id="285" name="Picture"/>
+            <wp:docPr descr="" title="" id="281" name="Picture"/>
             <a:graphic>
               <a:graphicData uri="http://schemas.openxmlformats.org/drawingml/2006/picture">
                 <pic:pic>
                   <pic:nvPicPr>
-                    <pic:cNvPr descr="aa9685b6ee67369dd4784b36f6f2384bb23da151c5863882ea4176064a4e09cb.jpg" id="286" name="Picture"/>
+                    <pic:cNvPr descr="aa9685b6ee67369dd4784b36f6f2384bb23da151c5863882ea4176064a4e09cb.jpg" id="282" name="Picture"/>
                     <pic:cNvPicPr>
                       <a:picLocks noChangeArrowheads="1" noChangeAspect="1"/>
                     </pic:cNvPicPr>
                   </pic:nvPicPr>
                   <pic:blipFill>
-                    <a:blip r:embed="rId284"/>
+                    <a:blip r:embed="rId280"/>
                     <a:stretch>
                       <a:fillRect/>
                     </a:stretch>
@@ -16725,8 +16423,8 @@
         <w:t>。</w:t>
       </w:r>
     </w:p>
-    <w:bookmarkEnd w:id="287"/>
-    <w:bookmarkStart w:id="288" w:name="section-24"/>
+    <w:bookmarkEnd w:id="283"/>
+    <w:bookmarkStart w:id="284" w:name="section-23"/>
     <w:p>
       <w:pPr>
         <w:pStyle w:val="Heading3"/>
@@ -16736,7 +16434,7 @@
         <w:rPr>
           <w:rFonts w:hint="eastAsia" w:ascii="Times New Roman" w:hAnsi="Times New Roman" w:eastAsia="Times New Roman" w:cs="Times New Roman"/>
         </w:rPr>
-        <w:t xml:space="preserve">（10）</w:t>
+        <w:t xml:space="preserve">（9）</w:t>
       </w:r>
     </w:p>
     <w:p>
@@ -16780,8 +16478,8 @@
         <w:t>。</w:t>
       </w:r>
     </w:p>
-    <w:bookmarkEnd w:id="288"/>
-    <w:bookmarkStart w:id="289" w:name="section-25"/>
+    <w:bookmarkEnd w:id="284"/>
+    <w:bookmarkStart w:id="285" w:name="section-24"/>
     <w:p>
       <w:pPr>
         <w:pStyle w:val="Heading3"/>
@@ -16791,7 +16489,7 @@
         <w:rPr>
           <w:rFonts w:hint="eastAsia" w:ascii="Times New Roman" w:hAnsi="Times New Roman" w:eastAsia="Times New Roman" w:cs="Times New Roman"/>
         </w:rPr>
-        <w:t xml:space="preserve">（11）</w:t>
+        <w:t xml:space="preserve">（10）</w:t>
       </w:r>
     </w:p>
     <w:p>
@@ -16869,9 +16567,9 @@
         </w:pict>
       </w:r>
     </w:p>
-    <w:bookmarkEnd w:id="289"/>
-    <w:bookmarkEnd w:id="290"/>
-    <w:bookmarkStart w:id="291" w:name="ft1-p2-ex5-β-内酰胺不对称合成-d5"/>
+    <w:bookmarkEnd w:id="285"/>
+    <w:bookmarkEnd w:id="286"/>
+    <w:bookmarkStart w:id="287" w:name="ft1-p2-ex5-β-内酰胺不对称合成-d5"/>
     <w:p>
       <w:pPr>
         <w:pStyle w:val="Heading2"/>
@@ -16942,7 +16640,7 @@
         <w:pStyle w:val="Compact"/>
         <w:numPr>
           <w:ilvl w:val="0"/>
-          <w:numId w:val="1007"/>
+          <w:numId w:val="1006"/>
         </w:numPr>
       </w:pPr>
       <w:r>
@@ -17023,7 +16721,7 @@
         <w:pStyle w:val="Compact"/>
         <w:numPr>
           <w:ilvl w:val="0"/>
-          <w:numId w:val="1007"/>
+          <w:numId w:val="1006"/>
         </w:numPr>
       </w:pPr>
       <w:r>
@@ -17092,7 +16790,7 @@
         <w:pStyle w:val="Compact"/>
         <w:numPr>
           <w:ilvl w:val="0"/>
-          <w:numId w:val="1007"/>
+          <w:numId w:val="1006"/>
         </w:numPr>
       </w:pPr>
       <w:r>
@@ -17142,8 +16840,8 @@
         </w:pict>
       </w:r>
     </w:p>
-    <w:bookmarkEnd w:id="291"/>
-    <w:bookmarkStart w:id="295" w:name="ch41-p12-绝对立体化学必须控制的合成设计-d5"/>
+    <w:bookmarkEnd w:id="287"/>
+    <w:bookmarkStart w:id="291" w:name="ch41-p12-绝对立体化学必须控制的合成设计-d5"/>
     <w:p>
       <w:pPr>
         <w:pStyle w:val="Heading2"/>
@@ -17360,18 +17058,18 @@
           <wp:inline>
             <wp:extent cx="3600000" cy="884210"/>
             <wp:effectExtent b="0" l="0" r="0" t="0"/>
-            <wp:docPr descr="" title="" id="293" name="Picture"/>
+            <wp:docPr descr="" title="" id="289" name="Picture"/>
             <a:graphic>
               <a:graphicData uri="http://schemas.openxmlformats.org/drawingml/2006/picture">
                 <pic:pic>
                   <pic:nvPicPr>
-                    <pic:cNvPr descr="c67b7dc1c1251682a4037124b88cd11f377c91f5272e7fd3f54221d425e11dc3.jpg" id="294" name="Picture"/>
+                    <pic:cNvPr descr="c67b7dc1c1251682a4037124b88cd11f377c91f5272e7fd3f54221d425e11dc3.jpg" id="290" name="Picture"/>
                     <pic:cNvPicPr>
                       <a:picLocks noChangeArrowheads="1" noChangeAspect="1"/>
                     </pic:cNvPicPr>
                   </pic:nvPicPr>
                   <pic:blipFill>
-                    <a:blip r:embed="rId292"/>
+                    <a:blip r:embed="rId288"/>
                     <a:stretch>
                       <a:fillRect/>
                     </a:stretch>
@@ -17408,8 +17106,8 @@
         </w:pict>
       </w:r>
     </w:p>
-    <w:bookmarkEnd w:id="295"/>
-    <w:bookmarkStart w:id="299" w:name="ch36-p9-多重排依次发生加立体化学-d5"/>
+    <w:bookmarkEnd w:id="291"/>
+    <w:bookmarkStart w:id="295" w:name="ch36-p9-多重排依次发生加立体化学-d5"/>
     <w:p>
       <w:pPr>
         <w:pStyle w:val="Heading2"/>
@@ -17554,18 +17252,18 @@
           <wp:inline>
             <wp:extent cx="3600000" cy="1589090"/>
             <wp:effectExtent b="0" l="0" r="0" t="0"/>
-            <wp:docPr descr="" title="" id="297" name="Picture"/>
+            <wp:docPr descr="" title="" id="293" name="Picture"/>
             <a:graphic>
               <a:graphicData uri="http://schemas.openxmlformats.org/drawingml/2006/picture">
                 <pic:pic>
                   <pic:nvPicPr>
-                    <pic:cNvPr descr="5c461764055c249697954ea246df4f5ae831141e08bfb5c220b15f15956f3c19.jpg" id="298" name="Picture"/>
+                    <pic:cNvPr descr="5c461764055c249697954ea246df4f5ae831141e08bfb5c220b15f15956f3c19.jpg" id="294" name="Picture"/>
                     <pic:cNvPicPr>
                       <a:picLocks noChangeArrowheads="1" noChangeAspect="1"/>
                     </pic:cNvPicPr>
                   </pic:nvPicPr>
                   <pic:blipFill>
-                    <a:blip r:embed="rId296"/>
+                    <a:blip r:embed="rId292"/>
                     <a:stretch>
                       <a:fillRect/>
                     </a:stretch>
@@ -17602,8 +17300,8 @@
         </w:pict>
       </w:r>
     </w:p>
-    <w:bookmarkEnd w:id="299"/>
-    <w:bookmarkStart w:id="300" w:name="felkin-anh模型预测立体选择性-d5"/>
+    <w:bookmarkEnd w:id="295"/>
+    <w:bookmarkStart w:id="296" w:name="felkin-anh模型预测立体选择性-d5"/>
     <w:p>
       <w:pPr>
         <w:pStyle w:val="Heading2"/>
@@ -17866,8 +17564,8 @@
         </w:pict>
       </w:r>
     </w:p>
-    <w:bookmarkEnd w:id="300"/>
-    <w:bookmarkStart w:id="301" w:name="题-有机-立体-化学选择性区域选择性立体选择性统一框架-d5"/>
+    <w:bookmarkEnd w:id="296"/>
+    <w:bookmarkStart w:id="297" w:name="题-有机-立体-化学选择性区域选择性立体选择性统一框架-d5"/>
     <w:p>
       <w:pPr>
         <w:pStyle w:val="Heading2"/>
@@ -18170,7 +17868,7 @@
         <w:pStyle w:val="Compact"/>
         <w:numPr>
           <w:ilvl w:val="0"/>
-          <w:numId w:val="1008"/>
+          <w:numId w:val="1007"/>
         </w:numPr>
       </w:pPr>
       <w:r>
@@ -18254,7 +17952,7 @@
         <w:pStyle w:val="Compact"/>
         <w:numPr>
           <w:ilvl w:val="0"/>
-          <w:numId w:val="1008"/>
+          <w:numId w:val="1007"/>
         </w:numPr>
       </w:pPr>
       <w:r>
@@ -18295,7 +17993,7 @@
         <w:pStyle w:val="Compact"/>
         <w:numPr>
           <w:ilvl w:val="0"/>
-          <w:numId w:val="1008"/>
+          <w:numId w:val="1007"/>
         </w:numPr>
       </w:pPr>
       <w:r>
@@ -18360,8 +18058,8 @@
         </w:pict>
       </w:r>
     </w:p>
-    <w:bookmarkEnd w:id="301"/>
-    <w:bookmarkEnd w:id="302"/>
+    <w:bookmarkEnd w:id="297"/>
+    <w:bookmarkEnd w:id="298"/>
     <w:sectPr>
       <w:footerReference w:type="default" r:id="rId10"/>
       <w:footnotePr>
@@ -18995,7 +18693,7 @@
     </w:lvlOverride>
   </w:num>
   <w:num w:numId="1006">
-    <w:abstractNumId w:val="99731"/>
+    <w:abstractNumId w:val="99411"/>
     <w:lvlOverride w:ilvl="0">
       <w:startOverride w:val="1"/>
     </w:lvlOverride>
@@ -19025,36 +18723,6 @@
     </w:lvlOverride>
   </w:num>
   <w:num w:numId="1007">
-    <w:abstractNumId w:val="99411"/>
-    <w:lvlOverride w:ilvl="0">
-      <w:startOverride w:val="1"/>
-    </w:lvlOverride>
-    <w:lvlOverride w:ilvl="1">
-      <w:startOverride w:val="1"/>
-    </w:lvlOverride>
-    <w:lvlOverride w:ilvl="2">
-      <w:startOverride w:val="1"/>
-    </w:lvlOverride>
-    <w:lvlOverride w:ilvl="3">
-      <w:startOverride w:val="1"/>
-    </w:lvlOverride>
-    <w:lvlOverride w:ilvl="4">
-      <w:startOverride w:val="1"/>
-    </w:lvlOverride>
-    <w:lvlOverride w:ilvl="5">
-      <w:startOverride w:val="1"/>
-    </w:lvlOverride>
-    <w:lvlOverride w:ilvl="6">
-      <w:startOverride w:val="1"/>
-    </w:lvlOverride>
-    <w:lvlOverride w:ilvl="7">
-      <w:startOverride w:val="1"/>
-    </w:lvlOverride>
-    <w:lvlOverride w:ilvl="8">
-      <w:startOverride w:val="1"/>
-    </w:lvlOverride>
-  </w:num>
-  <w:num w:numId="1008">
     <w:abstractNumId w:val="991"/>
   </w:num>
 </w:numbering>
